--- a/docs/07-答辩总文稿.docx
+++ b/docs/07-答辩总文稿.docx
@@ -244,7 +244,7 @@
           <w:color w:val="1F3864"/>
           <w:sz w:val="23"/>
         </w:rPr>
-        <w:t>三种标记</w:t>
+        <w:t>四种标记</w:t>
       </w:r>
     </w:p>
     <w:p>
@@ -317,6 +317,49 @@
           <w:sz w:val="21"/>
         </w:rPr>
         <w:t>：容易讲错、容易被追问的地方。</w:t>
+      </w:r>
+    </w:p>
+    <w:p>
+      <w:pPr>
+        <w:ind w:left="0"/>
+      </w:pPr>
+      <w:r>
+        <w:rPr>
+          <w:rFonts w:ascii="Microsoft YaHei" w:hAnsi="Microsoft YaHei" w:eastAsia="Microsoft YaHei"/>
+          <w:b/>
+          <w:i w:val="0"/>
+          <w:color w:val="1F3864"/>
+          <w:sz w:val="21"/>
+        </w:rPr>
+        <w:t>灰蓝底方框【照读】</w:t>
+      </w:r>
+      <w:r>
+        <w:rPr>
+          <w:rFonts w:ascii="Microsoft YaHei" w:hAnsi="Microsoft YaHei" w:eastAsia="Microsoft YaHei"/>
+          <w:b w:val="0"/>
+          <w:i w:val="0"/>
+          <w:sz w:val="21"/>
+        </w:rPr>
+        <w:t>：</w:t>
+      </w:r>
+      <w:r>
+        <w:rPr>
+          <w:rFonts w:ascii="Microsoft YaHei" w:hAnsi="Microsoft YaHei" w:eastAsia="Microsoft YaHei"/>
+          <w:b/>
+          <w:i w:val="0"/>
+          <w:sz w:val="21"/>
+          <w:highlight w:val="yellow"/>
+        </w:rPr>
+        <w:t>可以一字不改念出来的原话</w:t>
+      </w:r>
+      <w:r>
+        <w:rPr>
+          <w:rFonts w:ascii="Microsoft YaHei" w:hAnsi="Microsoft YaHei" w:eastAsia="Microsoft YaHei"/>
+          <w:b w:val="0"/>
+          <w:i w:val="0"/>
+          <w:sz w:val="21"/>
+        </w:rPr>
+        <w:t>。整场大约 13 段，加起来约 4 分钟。其余内容理解后用自己的话讲。</w:t>
       </w:r>
     </w:p>
     <w:p>
@@ -475,6 +518,62 @@
           <w:sz w:val="21"/>
         </w:rPr>
         <w:t>老师给了四条要求，它们不是并列的，而是层层递进：</w:t>
+      </w:r>
+    </w:p>
+    <w:p>
+      <w:pPr>
+        <w:spacing w:before="120" w:after="120" w:line="360" w:lineRule="auto"/>
+        <w:ind w:left="283" w:right="170"/>
+        <w:shd w:val="clear" w:color="auto" w:fill="EAF0F8"/>
+        <w:pBdr>
+          <w:left w:val="single" w:sz="24" w:space="8" w:color="1F3864"/>
+        </w:pBdr>
+      </w:pPr>
+      <w:r>
+        <w:rPr>
+          <w:rFonts w:ascii="Microsoft YaHei" w:hAnsi="Microsoft YaHei" w:eastAsia="Microsoft YaHei"/>
+          <w:b/>
+          <w:i w:val="0"/>
+          <w:color w:val="C25E1F"/>
+          <w:sz w:val="18"/>
+        </w:rPr>
+        <w:t xml:space="preserve">【照读】 </w:t>
+      </w:r>
+      <w:r>
+        <w:rPr>
+          <w:rFonts w:ascii="Microsoft YaHei" w:hAnsi="Microsoft YaHei" w:eastAsia="Microsoft YaHei"/>
+          <w:b w:val="0"/>
+          <w:i w:val="0"/>
+          <w:color w:val="1F3864"/>
+          <w:sz w:val="22"/>
+        </w:rPr>
+        <w:t>各位老师好，我们组的课题是单元测试框架与覆盖率分析。今天想回答的问题只有一个：测试用例，到底该由谁来写——是人，是上游作者，还是大模型。</w:t>
+      </w:r>
+    </w:p>
+    <w:p>
+      <w:pPr>
+        <w:spacing w:after="120"/>
+        <w:ind w:left="283"/>
+      </w:pPr>
+      <w:r>
+        <w:rPr>
+          <w:rFonts w:ascii="Microsoft YaHei" w:hAnsi="Microsoft YaHei" w:eastAsia="Microsoft YaHei"/>
+          <w:b/>
+          <w:i w:val="0"/>
+          <w:color w:val="5A6673"/>
+          <w:sz w:val="18"/>
+        </w:rPr>
+        <w:t xml:space="preserve">口播提示　</w:t>
+      </w:r>
+      <w:r>
+        <w:rPr>
+          <w:rFonts w:ascii="Microsoft YaHei" w:hAnsi="Microsoft YaHei" w:eastAsia="Microsoft YaHei"/>
+          <w:b w:val="0"/>
+          <w:i w:val="0"/>
+          <w:color w:val="5A6673"/>
+          <w:sz w:val="18"/>
+        </w:rPr>
+        <w:t>开场放慢，说完这句停一秒，再进入下一页。</w:t>
       </w:r>
     </w:p>
     <w:tbl>
@@ -826,6 +925,36 @@
           <w:sz w:val="21"/>
         </w:rPr>
         <w:t>调研是选工具，实操是搭尺子，选案例是备样本——真正的产出是第四条的对比结果。</w:t>
+      </w:r>
+    </w:p>
+    <w:p>
+      <w:pPr>
+        <w:spacing w:before="120" w:after="120" w:line="360" w:lineRule="auto"/>
+        <w:ind w:left="283" w:right="170"/>
+        <w:shd w:val="clear" w:color="auto" w:fill="EAF0F8"/>
+        <w:pBdr>
+          <w:left w:val="single" w:sz="24" w:space="8" w:color="1F3864"/>
+        </w:pBdr>
+      </w:pPr>
+      <w:r>
+        <w:rPr>
+          <w:rFonts w:ascii="Microsoft YaHei" w:hAnsi="Microsoft YaHei" w:eastAsia="Microsoft YaHei"/>
+          <w:b/>
+          <w:i w:val="0"/>
+          <w:color w:val="C25E1F"/>
+          <w:sz w:val="18"/>
+        </w:rPr>
+        <w:t xml:space="preserve">【照读】 </w:t>
+      </w:r>
+      <w:r>
+        <w:rPr>
+          <w:rFonts w:ascii="Microsoft YaHei" w:hAnsi="Microsoft YaHei" w:eastAsia="Microsoft YaHei"/>
+          <w:b w:val="0"/>
+          <w:i w:val="0"/>
+          <w:color w:val="1F3864"/>
+          <w:sz w:val="22"/>
+        </w:rPr>
+        <w:t>老师给了四条要求，但它们不是并列的。调研是选工具，实操是搭尺子，选案例是备样本——真正的产出是第四条：四组对照实验。</w:t>
       </w:r>
     </w:p>
     <w:p>
@@ -1825,6 +1954,36 @@
     </w:p>
     <w:p>
       <w:pPr>
+        <w:spacing w:before="120" w:after="120" w:line="360" w:lineRule="auto"/>
+        <w:ind w:left="283" w:right="170"/>
+        <w:shd w:val="clear" w:color="auto" w:fill="EAF0F8"/>
+        <w:pBdr>
+          <w:left w:val="single" w:sz="24" w:space="8" w:color="1F3864"/>
+        </w:pBdr>
+      </w:pPr>
+      <w:r>
+        <w:rPr>
+          <w:rFonts w:ascii="Microsoft YaHei" w:hAnsi="Microsoft YaHei" w:eastAsia="Microsoft YaHei"/>
+          <w:b/>
+          <w:i w:val="0"/>
+          <w:color w:val="C25E1F"/>
+          <w:sz w:val="18"/>
+        </w:rPr>
+        <w:t xml:space="preserve">【照读】 </w:t>
+      </w:r>
+      <w:r>
+        <w:rPr>
+          <w:rFonts w:ascii="Microsoft YaHei" w:hAnsi="Microsoft YaHei" w:eastAsia="Microsoft YaHei"/>
+          <w:b w:val="0"/>
+          <w:i w:val="0"/>
+          <w:color w:val="1F3864"/>
+          <w:sz w:val="22"/>
+        </w:rPr>
+        <w:t>三种语言里，Java 统计覆盖率的成本最低：Maven 里挂个插件就行，一行源码都不用改。Python 要加参数，C++ 必须重新编译整个项目。所以我们选 Java。</w:t>
+      </w:r>
+    </w:p>
+    <w:p>
+      <w:pPr>
         <w:spacing w:before="200" w:after="60"/>
       </w:pPr>
       <w:r>
@@ -2332,6 +2491,36 @@
         <w:t>靠 Maven 的 -Dtest 参数按类名过滤：</w:t>
       </w:r>
     </w:p>
+    <w:p>
+      <w:pPr>
+        <w:spacing w:before="120" w:after="120" w:line="360" w:lineRule="auto"/>
+        <w:ind w:left="283" w:right="170"/>
+        <w:shd w:val="clear" w:color="auto" w:fill="EAF0F8"/>
+        <w:pBdr>
+          <w:left w:val="single" w:sz="24" w:space="8" w:color="1F3864"/>
+        </w:pBdr>
+      </w:pPr>
+      <w:r>
+        <w:rPr>
+          <w:rFonts w:ascii="Microsoft YaHei" w:hAnsi="Microsoft YaHei" w:eastAsia="Microsoft YaHei"/>
+          <w:b/>
+          <w:i w:val="0"/>
+          <w:color w:val="C25E1F"/>
+          <w:sz w:val="18"/>
+        </w:rPr>
+        <w:t xml:space="preserve">【照读】 </w:t>
+      </w:r>
+      <w:r>
+        <w:rPr>
+          <w:rFonts w:ascii="Microsoft YaHei" w:hAnsi="Microsoft YaHei" w:eastAsia="Microsoft YaHei"/>
+          <w:b w:val="0"/>
+          <w:i w:val="0"/>
+          <w:color w:val="1F3864"/>
+          <w:sz w:val="22"/>
+        </w:rPr>
+        <w:t>环境是 JDK 21、Maven 3.9、JaCoCo 0.8.15。四组用例放在同一个工程里，靠类名后缀区分，一条 mvn test 就能单独跑一组——这样四组共用同一份被测源码和同一套依赖，才谈得上可比。</w:t>
+      </w:r>
+    </w:p>
     <w:tbl>
       <w:tblPr>
         <w:tblStyle w:val="LightGrid-Accent1"/>
@@ -2769,6 +2958,36 @@
           <w:sz w:val="21"/>
         </w:rPr>
         <w:t>来源：GitHub 上的 TheAlgorithms/Java，一个用 Java 实现经典算法的教学仓库。我们冻结在某个 commit 上，保证四组跑的是同一份代码。</w:t>
+      </w:r>
+    </w:p>
+    <w:p>
+      <w:pPr>
+        <w:spacing w:before="120" w:after="120" w:line="360" w:lineRule="auto"/>
+        <w:ind w:left="283" w:right="170"/>
+        <w:shd w:val="clear" w:color="auto" w:fill="EAF0F8"/>
+        <w:pBdr>
+          <w:left w:val="single" w:sz="24" w:space="8" w:color="1F3864"/>
+        </w:pBdr>
+      </w:pPr>
+      <w:r>
+        <w:rPr>
+          <w:rFonts w:ascii="Microsoft YaHei" w:hAnsi="Microsoft YaHei" w:eastAsia="Microsoft YaHei"/>
+          <w:b/>
+          <w:i w:val="0"/>
+          <w:color w:val="C25E1F"/>
+          <w:sz w:val="18"/>
+        </w:rPr>
+        <w:t xml:space="preserve">【照读】 </w:t>
+      </w:r>
+      <w:r>
+        <w:rPr>
+          <w:rFonts w:ascii="Microsoft YaHei" w:hAnsi="Microsoft YaHei" w:eastAsia="Microsoft YaHei"/>
+          <w:b w:val="0"/>
+          <w:i w:val="0"/>
+          <w:color w:val="1F3864"/>
+          <w:sz w:val="22"/>
+        </w:rPr>
+        <w:t>26 个案例来自 TheAlgorithms/Java。每个类必须同时满足四个条件才能入选：有自带测试、逻辑适中、可复现、有分支结构。第一条最重要——没有自带测试，就没有对比的基线。</w:t>
       </w:r>
     </w:p>
     <w:p>
@@ -3923,6 +4142,36 @@
     </w:p>
     <w:p>
       <w:pPr>
+        <w:spacing w:before="120" w:after="120" w:line="360" w:lineRule="auto"/>
+        <w:ind w:left="283" w:right="170"/>
+        <w:shd w:val="clear" w:color="auto" w:fill="EAF0F8"/>
+        <w:pBdr>
+          <w:left w:val="single" w:sz="24" w:space="8" w:color="1F3864"/>
+        </w:pBdr>
+      </w:pPr>
+      <w:r>
+        <w:rPr>
+          <w:rFonts w:ascii="Microsoft YaHei" w:hAnsi="Microsoft YaHei" w:eastAsia="Microsoft YaHei"/>
+          <w:b/>
+          <w:i w:val="0"/>
+          <w:color w:val="C25E1F"/>
+          <w:sz w:val="18"/>
+        </w:rPr>
+        <w:t xml:space="preserve">【照读】 </w:t>
+      </w:r>
+      <w:r>
+        <w:rPr>
+          <w:rFonts w:ascii="Microsoft YaHei" w:hAnsi="Microsoft YaHei" w:eastAsia="Microsoft YaHei"/>
+          <w:b w:val="0"/>
+          <w:i w:val="0"/>
+          <w:color w:val="1F3864"/>
+          <w:sz w:val="22"/>
+        </w:rPr>
+        <w:t>四组分别是：人工、数据集自带、Kimi K3、DeepSeek V4。人工组是两位同学盲测加限时写的；两个模型组用完全相同的 Prompt，只换模型，输出原样保存、不做任何人工修改。</w:t>
+      </w:r>
+    </w:p>
+    <w:p>
+      <w:pPr>
         <w:spacing w:before="200" w:after="60"/>
       </w:pPr>
       <w:r>
@@ -4124,6 +4373,36 @@
           <w:sz w:val="21"/>
         </w:rPr>
         <w:t>四个指标的公式必须背下来，因为老师很可能挑一个问「你怎么算的」。</w:t>
+      </w:r>
+    </w:p>
+    <w:p>
+      <w:pPr>
+        <w:spacing w:before="120" w:after="120" w:line="360" w:lineRule="auto"/>
+        <w:ind w:left="283" w:right="170"/>
+        <w:shd w:val="clear" w:color="auto" w:fill="EAF0F8"/>
+        <w:pBdr>
+          <w:left w:val="single" w:sz="24" w:space="8" w:color="1F3864"/>
+        </w:pBdr>
+      </w:pPr>
+      <w:r>
+        <w:rPr>
+          <w:rFonts w:ascii="Microsoft YaHei" w:hAnsi="Microsoft YaHei" w:eastAsia="Microsoft YaHei"/>
+          <w:b/>
+          <w:i w:val="0"/>
+          <w:color w:val="C25E1F"/>
+          <w:sz w:val="18"/>
+        </w:rPr>
+        <w:t xml:space="preserve">【照读】 </w:t>
+      </w:r>
+      <w:r>
+        <w:rPr>
+          <w:rFonts w:ascii="Microsoft YaHei" w:hAnsi="Microsoft YaHei" w:eastAsia="Microsoft YaHei"/>
+          <w:b w:val="0"/>
+          <w:i w:val="0"/>
+          <w:color w:val="1F3864"/>
+          <w:sz w:val="22"/>
+        </w:rPr>
+        <w:t>四个指标：规模、可编译性、覆盖率、冗余性。它们不是随便挑的，每一个回答一个不同的问题——写得多不多、能不能直接用、测到多少代码、有没有在重复劳动。少一个，结论就会被误导。</w:t>
       </w:r>
     </w:p>
     <w:p>
@@ -5122,6 +5401,36 @@
     </w:p>
     <w:p>
       <w:pPr>
+        <w:spacing w:before="120" w:after="120" w:line="360" w:lineRule="auto"/>
+        <w:ind w:left="283" w:right="170"/>
+        <w:shd w:val="clear" w:color="auto" w:fill="EAF0F8"/>
+        <w:pBdr>
+          <w:left w:val="single" w:sz="24" w:space="8" w:color="1F3864"/>
+        </w:pBdr>
+      </w:pPr>
+      <w:r>
+        <w:rPr>
+          <w:rFonts w:ascii="Microsoft YaHei" w:hAnsi="Microsoft YaHei" w:eastAsia="Microsoft YaHei"/>
+          <w:b/>
+          <w:i w:val="0"/>
+          <w:color w:val="C25E1F"/>
+          <w:sz w:val="18"/>
+        </w:rPr>
+        <w:t xml:space="preserve">【照读】 </w:t>
+      </w:r>
+      <w:r>
+        <w:rPr>
+          <w:rFonts w:ascii="Microsoft YaHei" w:hAnsi="Microsoft YaHei" w:eastAsia="Microsoft YaHei"/>
+          <w:b w:val="0"/>
+          <w:i w:val="0"/>
+          <w:color w:val="1F3864"/>
+          <w:sz w:val="22"/>
+        </w:rPr>
+        <w:t>结果一。模型组平均写 10.8 个测试方法，是人工组 6.35 个的 1.7 倍；但两组的断言数几乎一样，都是 11 条左右。也就是说，模型用 1.7 倍的篇幅，写了和人工一样多的断言——方法多、断言稀。</w:t>
+      </w:r>
+    </w:p>
+    <w:p>
+      <w:pPr>
         <w:spacing w:before="200" w:after="60"/>
       </w:pPr>
       <w:r>
@@ -5698,6 +6007,36 @@
     </w:p>
     <w:p>
       <w:pPr>
+        <w:spacing w:before="120" w:after="120" w:line="360" w:lineRule="auto"/>
+        <w:ind w:left="283" w:right="170"/>
+        <w:shd w:val="clear" w:color="auto" w:fill="EAF0F8"/>
+        <w:pBdr>
+          <w:left w:val="single" w:sz="24" w:space="8" w:color="1F3864"/>
+        </w:pBdr>
+      </w:pPr>
+      <w:r>
+        <w:rPr>
+          <w:rFonts w:ascii="Microsoft YaHei" w:hAnsi="Microsoft YaHei" w:eastAsia="Microsoft YaHei"/>
+          <w:b/>
+          <w:i w:val="0"/>
+          <w:color w:val="C25E1F"/>
+          <w:sz w:val="18"/>
+        </w:rPr>
+        <w:t xml:space="preserve">【照读】 </w:t>
+      </w:r>
+      <w:r>
+        <w:rPr>
+          <w:rFonts w:ascii="Microsoft YaHei" w:hAnsi="Microsoft YaHei" w:eastAsia="Microsoft YaHei"/>
+          <w:b w:val="0"/>
+          <w:i w:val="0"/>
+          <w:color w:val="1F3864"/>
+          <w:sz w:val="22"/>
+        </w:rPr>
+        <w:t>结果二。四组的行覆盖率都在 94% 以上，组间最大差距不到 4 个百分点。这说明在算法类的代码上，覆盖率对「谁写的」并不敏感。</w:t>
+      </w:r>
+    </w:p>
+    <w:p>
+      <w:pPr>
         <w:spacing w:before="200" w:after="60"/>
       </w:pPr>
       <w:r>
@@ -6095,6 +6434,36 @@
           <w:highlight w:val="yellow"/>
         </w:rPr>
         <w:t>所以真实的差距不在组间平均，而在「有没有想到要测这个」。</w:t>
+      </w:r>
+    </w:p>
+    <w:p>
+      <w:pPr>
+        <w:spacing w:before="120" w:after="120" w:line="360" w:lineRule="auto"/>
+        <w:ind w:left="283" w:right="170"/>
+        <w:shd w:val="clear" w:color="auto" w:fill="EAF0F8"/>
+        <w:pBdr>
+          <w:left w:val="single" w:sz="24" w:space="8" w:color="1F3864"/>
+        </w:pBdr>
+      </w:pPr>
+      <w:r>
+        <w:rPr>
+          <w:rFonts w:ascii="Microsoft YaHei" w:hAnsi="Microsoft YaHei" w:eastAsia="Microsoft YaHei"/>
+          <w:b/>
+          <w:i w:val="0"/>
+          <w:color w:val="C25E1F"/>
+          <w:sz w:val="18"/>
+        </w:rPr>
+        <w:t xml:space="preserve">【照读】 </w:t>
+      </w:r>
+      <w:r>
+        <w:rPr>
+          <w:rFonts w:ascii="Microsoft YaHei" w:hAnsi="Microsoft YaHei" w:eastAsia="Microsoft YaHei"/>
+          <w:b w:val="0"/>
+          <w:i w:val="0"/>
+          <w:color w:val="1F3864"/>
+          <w:sz w:val="22"/>
+        </w:rPr>
+        <w:t>但单案例的差异很大。比如 PrimeCheck，人工和数据集自带都只有 25.8%，两个模型是 64.5%。原因很简单：这个类有两个公开方法，人和上游作者都只测了第一个，模型把第二个也测了。所以真实的差距不在平均分，在「有没有想到要测这个」。</w:t>
       </w:r>
     </w:p>
     <w:p>
@@ -6508,6 +6877,36 @@
     </w:p>
     <w:p>
       <w:pPr>
+        <w:spacing w:before="120" w:after="120" w:line="360" w:lineRule="auto"/>
+        <w:ind w:left="283" w:right="170"/>
+        <w:shd w:val="clear" w:color="auto" w:fill="EAF0F8"/>
+        <w:pBdr>
+          <w:left w:val="single" w:sz="24" w:space="8" w:color="1F3864"/>
+        </w:pBdr>
+      </w:pPr>
+      <w:r>
+        <w:rPr>
+          <w:rFonts w:ascii="Microsoft YaHei" w:hAnsi="Microsoft YaHei" w:eastAsia="Microsoft YaHei"/>
+          <w:b/>
+          <w:i w:val="0"/>
+          <w:color w:val="C25E1F"/>
+          <w:sz w:val="18"/>
+        </w:rPr>
+        <w:t xml:space="preserve">【照读】 </w:t>
+      </w:r>
+      <w:r>
+        <w:rPr>
+          <w:rFonts w:ascii="Microsoft YaHei" w:hAnsi="Microsoft YaHei" w:eastAsia="Microsoft YaHei"/>
+          <w:b w:val="0"/>
+          <w:i w:val="0"/>
+          <w:color w:val="1F3864"/>
+          <w:sz w:val="22"/>
+        </w:rPr>
+        <w:t>结果三，冗余性——这是四组差距最大的一项。人工组 38.5%，数据集自带 57%，Kimi K3 70%，DeepSeek V4 接近 80%。最高和最低相差一倍以上。</w:t>
+      </w:r>
+    </w:p>
+    <w:p>
+      <w:pPr>
         <w:spacing w:before="200" w:after="60"/>
       </w:pPr>
       <w:r>
@@ -7113,6 +7512,36 @@
           <w:sz w:val="19"/>
         </w:rPr>
         <w:t>第三条是最能体现人工价值的地方。如果只报数字，老师会觉得「人工不如大模型」；说出这两个缺陷，天平就回来了。</w:t>
+      </w:r>
+    </w:p>
+    <w:p>
+      <w:pPr>
+        <w:spacing w:before="120" w:after="120" w:line="360" w:lineRule="auto"/>
+        <w:ind w:left="283" w:right="170"/>
+        <w:shd w:val="clear" w:color="auto" w:fill="EAF0F8"/>
+        <w:pBdr>
+          <w:left w:val="single" w:sz="24" w:space="8" w:color="1F3864"/>
+        </w:pBdr>
+      </w:pPr>
+      <w:r>
+        <w:rPr>
+          <w:rFonts w:ascii="Microsoft YaHei" w:hAnsi="Microsoft YaHei" w:eastAsia="Microsoft YaHei"/>
+          <w:b/>
+          <w:i w:val="0"/>
+          <w:color w:val="C25E1F"/>
+          <w:sz w:val="18"/>
+        </w:rPr>
+        <w:t xml:space="preserve">【照读】 </w:t>
+      </w:r>
+      <w:r>
+        <w:rPr>
+          <w:rFonts w:ascii="Microsoft YaHei" w:hAnsi="Microsoft YaHei" w:eastAsia="Microsoft YaHei"/>
+          <w:b w:val="0"/>
+          <w:i w:val="0"/>
+          <w:color w:val="1F3864"/>
+          <w:sz w:val="22"/>
+        </w:rPr>
+        <w:t>三条结论。第一，覆盖率不区分质量——四组都在 94% 以上，模型甚至更高，但冗余率也最高。第二，大模型的产出是广撒网，写得多不等于测得细。第三，人工的价值在针对性，我们在盲测中发现了两个上游测试没覆盖到的缺陷。</w:t>
       </w:r>
     </w:p>
     <w:p>
@@ -8152,6 +8581,62 @@
           <w:highlight w:val="yellow"/>
         </w:rPr>
         <w:t>模型负责量，人负责质，工具负责把这件事量化表现。</w:t>
+      </w:r>
+    </w:p>
+    <w:p>
+      <w:pPr>
+        <w:spacing w:before="120" w:after="120" w:line="360" w:lineRule="auto"/>
+        <w:ind w:left="283" w:right="170"/>
+        <w:shd w:val="clear" w:color="auto" w:fill="EAF0F8"/>
+        <w:pBdr>
+          <w:left w:val="single" w:sz="24" w:space="8" w:color="1F3864"/>
+        </w:pBdr>
+      </w:pPr>
+      <w:r>
+        <w:rPr>
+          <w:rFonts w:ascii="Microsoft YaHei" w:hAnsi="Microsoft YaHei" w:eastAsia="Microsoft YaHei"/>
+          <w:b/>
+          <w:i w:val="0"/>
+          <w:color w:val="C25E1F"/>
+          <w:sz w:val="18"/>
+        </w:rPr>
+        <w:t xml:space="preserve">【照读】 </w:t>
+      </w:r>
+      <w:r>
+        <w:rPr>
+          <w:rFonts w:ascii="Microsoft YaHei" w:hAnsi="Microsoft YaHei" w:eastAsia="Microsoft YaHei"/>
+          <w:b w:val="0"/>
+          <w:i w:val="0"/>
+          <w:color w:val="1F3864"/>
+          <w:sz w:val="22"/>
+        </w:rPr>
+        <w:t>最后一句话总结我们组的判断：模型负责量，人负责质，工具负责把这件事量化出来。以上是我们的汇报，谢谢老师，请提问。</w:t>
+      </w:r>
+    </w:p>
+    <w:p>
+      <w:pPr>
+        <w:spacing w:after="120"/>
+        <w:ind w:left="283"/>
+      </w:pPr>
+      <w:r>
+        <w:rPr>
+          <w:rFonts w:ascii="Microsoft YaHei" w:hAnsi="Microsoft YaHei" w:eastAsia="Microsoft YaHei"/>
+          <w:b/>
+          <w:i w:val="0"/>
+          <w:color w:val="5A6673"/>
+          <w:sz w:val="18"/>
+        </w:rPr>
+        <w:t xml:space="preserve">口播提示　</w:t>
+      </w:r>
+      <w:r>
+        <w:rPr>
+          <w:rFonts w:ascii="Microsoft YaHei" w:hAnsi="Microsoft YaHei" w:eastAsia="Microsoft YaHei"/>
+          <w:b w:val="0"/>
+          <w:i w:val="0"/>
+          <w:color w:val="5A6673"/>
+          <w:sz w:val="18"/>
+        </w:rPr>
+        <w:t>说完停住，不要马上补话。等老师先开口。</w:t>
       </w:r>
     </w:p>
     <w:p>
@@ -10712,6 +11197,495 @@
         <w:t>不要用 IDEA 的 Coverage 面板演示——那个面板有时因为空 session 显示 0%，会被误认为测试没跑。一定要用 target/site/jacoco/index.html。</w:t>
       </w:r>
     </w:p>
+    <w:p>
+      <w:r>
+        <w:br w:type="page"/>
+      </w:r>
+    </w:p>
+    <w:p>
+      <w:pPr>
+        <w:spacing w:before="320" w:after="120"/>
+        <w:pBdr>
+          <w:bottom w:val="single" w:sz="8" w:space="4" w:color="1F3864"/>
+        </w:pBdr>
+      </w:pPr>
+      <w:r>
+        <w:rPr>
+          <w:rFonts w:ascii="Microsoft YaHei" w:hAnsi="Microsoft YaHei" w:eastAsia="Microsoft YaHei"/>
+          <w:b/>
+          <w:i w:val="0"/>
+          <w:color w:val="C25E1F"/>
+          <w:sz w:val="30"/>
+        </w:rPr>
+        <w:t xml:space="preserve">E  </w:t>
+      </w:r>
+      <w:r>
+        <w:rPr>
+          <w:rFonts w:ascii="Microsoft YaHei" w:hAnsi="Microsoft YaHei" w:eastAsia="Microsoft YaHei"/>
+          <w:b/>
+          <w:i w:val="0"/>
+          <w:color w:val="1F3864"/>
+          <w:sz w:val="30"/>
+        </w:rPr>
+        <w:t>照读速查页（上台前看这一页）</w:t>
+      </w:r>
+    </w:p>
+    <w:p>
+      <w:pPr>
+        <w:ind w:left="0"/>
+      </w:pPr>
+      <w:r>
+        <w:rPr>
+          <w:rFonts w:ascii="Microsoft YaHei" w:hAnsi="Microsoft YaHei" w:eastAsia="Microsoft YaHei"/>
+          <w:b w:val="0"/>
+          <w:i w:val="0"/>
+          <w:sz w:val="21"/>
+        </w:rPr>
+        <w:t>13 段，按顺序念约 5 分钟。其余时间用自己的话补充说明。</w:t>
+      </w:r>
+    </w:p>
+    <w:p>
+      <w:pPr>
+        <w:spacing w:before="120" w:after="0"/>
+      </w:pPr>
+      <w:r>
+        <w:rPr>
+          <w:rFonts w:ascii="Microsoft YaHei" w:hAnsi="Microsoft YaHei" w:eastAsia="Microsoft YaHei"/>
+          <w:b/>
+          <w:i w:val="0"/>
+          <w:color w:val="C25E1F"/>
+          <w:sz w:val="19"/>
+        </w:rPr>
+        <w:t xml:space="preserve">P1 开场　</w:t>
+      </w:r>
+    </w:p>
+    <w:p>
+      <w:pPr>
+        <w:spacing w:after="80" w:line="336" w:lineRule="auto"/>
+        <w:ind w:left="113"/>
+      </w:pPr>
+      <w:r>
+        <w:rPr>
+          <w:rFonts w:ascii="Microsoft YaHei" w:hAnsi="Microsoft YaHei" w:eastAsia="Microsoft YaHei"/>
+          <w:b w:val="0"/>
+          <w:i w:val="0"/>
+          <w:color w:val="1F3864"/>
+          <w:sz w:val="20"/>
+        </w:rPr>
+        <w:t>各位老师好，我们组的课题是单元测试框架与覆盖率分析。今天想回答的问题只有一个：测试用例，到底该由谁来写——是人，是上游作者，还是大模型。</w:t>
+      </w:r>
+    </w:p>
+    <w:p>
+      <w:pPr>
+        <w:spacing w:before="120" w:after="0"/>
+      </w:pPr>
+      <w:r>
+        <w:rPr>
+          <w:rFonts w:ascii="Microsoft YaHei" w:hAnsi="Microsoft YaHei" w:eastAsia="Microsoft YaHei"/>
+          <w:b/>
+          <w:i w:val="0"/>
+          <w:color w:val="C25E1F"/>
+          <w:sz w:val="19"/>
+        </w:rPr>
+        <w:t xml:space="preserve">P2 四条要求　</w:t>
+      </w:r>
+    </w:p>
+    <w:p>
+      <w:pPr>
+        <w:spacing w:after="80" w:line="336" w:lineRule="auto"/>
+        <w:ind w:left="113"/>
+      </w:pPr>
+      <w:r>
+        <w:rPr>
+          <w:rFonts w:ascii="Microsoft YaHei" w:hAnsi="Microsoft YaHei" w:eastAsia="Microsoft YaHei"/>
+          <w:b w:val="0"/>
+          <w:i w:val="0"/>
+          <w:color w:val="1F3864"/>
+          <w:sz w:val="20"/>
+        </w:rPr>
+        <w:t>老师给了四条要求，但它们不是并列的。调研是选工具，实操是搭尺子，选案例是备样本——真正的产出是第四条：四组对照实验。</w:t>
+      </w:r>
+    </w:p>
+    <w:p>
+      <w:pPr>
+        <w:spacing w:before="120" w:after="0"/>
+      </w:pPr>
+      <w:r>
+        <w:rPr>
+          <w:rFonts w:ascii="Microsoft YaHei" w:hAnsi="Microsoft YaHei" w:eastAsia="Microsoft YaHei"/>
+          <w:b/>
+          <w:i w:val="0"/>
+          <w:color w:val="C25E1F"/>
+          <w:sz w:val="19"/>
+        </w:rPr>
+        <w:t xml:space="preserve">P3 三语言　</w:t>
+      </w:r>
+    </w:p>
+    <w:p>
+      <w:pPr>
+        <w:spacing w:after="80" w:line="336" w:lineRule="auto"/>
+        <w:ind w:left="113"/>
+      </w:pPr>
+      <w:r>
+        <w:rPr>
+          <w:rFonts w:ascii="Microsoft YaHei" w:hAnsi="Microsoft YaHei" w:eastAsia="Microsoft YaHei"/>
+          <w:b w:val="0"/>
+          <w:i w:val="0"/>
+          <w:color w:val="1F3864"/>
+          <w:sz w:val="20"/>
+        </w:rPr>
+        <w:t>三种语言里，Java 统计覆盖率的成本最低：Maven 里挂个插件就行，一行源码都不用改。Python 要加参数，C++ 必须重新编译整个项目。所以我们选 Java。</w:t>
+      </w:r>
+    </w:p>
+    <w:p>
+      <w:pPr>
+        <w:spacing w:before="120" w:after="0"/>
+      </w:pPr>
+      <w:r>
+        <w:rPr>
+          <w:rFonts w:ascii="Microsoft YaHei" w:hAnsi="Microsoft YaHei" w:eastAsia="Microsoft YaHei"/>
+          <w:b/>
+          <w:i w:val="0"/>
+          <w:color w:val="C25E1F"/>
+          <w:sz w:val="19"/>
+        </w:rPr>
+        <w:t xml:space="preserve">P4 环境　</w:t>
+      </w:r>
+    </w:p>
+    <w:p>
+      <w:pPr>
+        <w:spacing w:after="80" w:line="336" w:lineRule="auto"/>
+        <w:ind w:left="113"/>
+      </w:pPr>
+      <w:r>
+        <w:rPr>
+          <w:rFonts w:ascii="Microsoft YaHei" w:hAnsi="Microsoft YaHei" w:eastAsia="Microsoft YaHei"/>
+          <w:b w:val="0"/>
+          <w:i w:val="0"/>
+          <w:color w:val="1F3864"/>
+          <w:sz w:val="20"/>
+        </w:rPr>
+        <w:t>环境是 JDK 21、Maven 3.9、JaCoCo 0.8.15。四组用例放在同一个工程里，靠类名后缀区分，一条 mvn test 就能单独跑一组——这样四组共用同一份被测源码和同一套依赖，才谈得上可比。</w:t>
+      </w:r>
+    </w:p>
+    <w:p>
+      <w:pPr>
+        <w:spacing w:before="120" w:after="0"/>
+      </w:pPr>
+      <w:r>
+        <w:rPr>
+          <w:rFonts w:ascii="Microsoft YaHei" w:hAnsi="Microsoft YaHei" w:eastAsia="Microsoft YaHei"/>
+          <w:b/>
+          <w:i w:val="0"/>
+          <w:color w:val="C25E1F"/>
+          <w:sz w:val="19"/>
+        </w:rPr>
+        <w:t xml:space="preserve">P5 案例　</w:t>
+      </w:r>
+    </w:p>
+    <w:p>
+      <w:pPr>
+        <w:spacing w:after="80" w:line="336" w:lineRule="auto"/>
+        <w:ind w:left="113"/>
+      </w:pPr>
+      <w:r>
+        <w:rPr>
+          <w:rFonts w:ascii="Microsoft YaHei" w:hAnsi="Microsoft YaHei" w:eastAsia="Microsoft YaHei"/>
+          <w:b w:val="0"/>
+          <w:i w:val="0"/>
+          <w:color w:val="1F3864"/>
+          <w:sz w:val="20"/>
+        </w:rPr>
+        <w:t>26 个案例来自 TheAlgorithms/Java。每个类必须同时满足四个条件才能入选：有自带测试、逻辑适中、可复现、有分支结构。第一条最重要——没有自带测试，就没有对比的基线。</w:t>
+      </w:r>
+    </w:p>
+    <w:p>
+      <w:pPr>
+        <w:spacing w:before="120" w:after="0"/>
+      </w:pPr>
+      <w:r>
+        <w:rPr>
+          <w:rFonts w:ascii="Microsoft YaHei" w:hAnsi="Microsoft YaHei" w:eastAsia="Microsoft YaHei"/>
+          <w:b/>
+          <w:i w:val="0"/>
+          <w:color w:val="C25E1F"/>
+          <w:sz w:val="19"/>
+        </w:rPr>
+        <w:t xml:space="preserve">P6 四组　</w:t>
+      </w:r>
+    </w:p>
+    <w:p>
+      <w:pPr>
+        <w:spacing w:after="80" w:line="336" w:lineRule="auto"/>
+        <w:ind w:left="113"/>
+      </w:pPr>
+      <w:r>
+        <w:rPr>
+          <w:rFonts w:ascii="Microsoft YaHei" w:hAnsi="Microsoft YaHei" w:eastAsia="Microsoft YaHei"/>
+          <w:b w:val="0"/>
+          <w:i w:val="0"/>
+          <w:color w:val="1F3864"/>
+          <w:sz w:val="20"/>
+        </w:rPr>
+        <w:t>四组分别是：人工、数据集自带、Kimi K3、DeepSeek V4。人工组是两位同学盲测加限时写的；两个模型组用完全相同的 Prompt，只换模型，输出原样保存、不做任何人工修改。</w:t>
+      </w:r>
+    </w:p>
+    <w:p>
+      <w:pPr>
+        <w:spacing w:before="120" w:after="0"/>
+      </w:pPr>
+      <w:r>
+        <w:rPr>
+          <w:rFonts w:ascii="Microsoft YaHei" w:hAnsi="Microsoft YaHei" w:eastAsia="Microsoft YaHei"/>
+          <w:b/>
+          <w:i w:val="0"/>
+          <w:color w:val="C25E1F"/>
+          <w:sz w:val="19"/>
+        </w:rPr>
+        <w:t xml:space="preserve">P7 四指标　</w:t>
+      </w:r>
+    </w:p>
+    <w:p>
+      <w:pPr>
+        <w:spacing w:after="80" w:line="336" w:lineRule="auto"/>
+        <w:ind w:left="113"/>
+      </w:pPr>
+      <w:r>
+        <w:rPr>
+          <w:rFonts w:ascii="Microsoft YaHei" w:hAnsi="Microsoft YaHei" w:eastAsia="Microsoft YaHei"/>
+          <w:b w:val="0"/>
+          <w:i w:val="0"/>
+          <w:color w:val="1F3864"/>
+          <w:sz w:val="20"/>
+        </w:rPr>
+        <w:t>四个指标：规模、可编译性、覆盖率、冗余性。它们不是随便挑的，每一个回答一个不同的问题——写得多不多、能不能直接用、测到多少代码、有没有在重复劳动。少一个，结论就会被误导。</w:t>
+      </w:r>
+    </w:p>
+    <w:p>
+      <w:pPr>
+        <w:spacing w:before="120" w:after="0"/>
+      </w:pPr>
+      <w:r>
+        <w:rPr>
+          <w:rFonts w:ascii="Microsoft YaHei" w:hAnsi="Microsoft YaHei" w:eastAsia="Microsoft YaHei"/>
+          <w:b/>
+          <w:i w:val="0"/>
+          <w:color w:val="C25E1F"/>
+          <w:sz w:val="19"/>
+        </w:rPr>
+        <w:t xml:space="preserve">P8 结果一　</w:t>
+      </w:r>
+    </w:p>
+    <w:p>
+      <w:pPr>
+        <w:spacing w:after="80" w:line="336" w:lineRule="auto"/>
+        <w:ind w:left="113"/>
+      </w:pPr>
+      <w:r>
+        <w:rPr>
+          <w:rFonts w:ascii="Microsoft YaHei" w:hAnsi="Microsoft YaHei" w:eastAsia="Microsoft YaHei"/>
+          <w:b w:val="0"/>
+          <w:i w:val="0"/>
+          <w:color w:val="1F3864"/>
+          <w:sz w:val="20"/>
+        </w:rPr>
+        <w:t>结果一。模型组平均写 10.8 个测试方法，是人工组 6.35 个的 1.7 倍；但两组的断言数几乎一样，都是 11 条左右。也就是说，模型用 1.7 倍的篇幅，写了和人工一样多的断言——方法多、断言稀。</w:t>
+      </w:r>
+    </w:p>
+    <w:p>
+      <w:pPr>
+        <w:spacing w:before="120" w:after="0"/>
+      </w:pPr>
+      <w:r>
+        <w:rPr>
+          <w:rFonts w:ascii="Microsoft YaHei" w:hAnsi="Microsoft YaHei" w:eastAsia="Microsoft YaHei"/>
+          <w:b/>
+          <w:i w:val="0"/>
+          <w:color w:val="C25E1F"/>
+          <w:sz w:val="19"/>
+        </w:rPr>
+        <w:t xml:space="preserve">P9 结果二　</w:t>
+      </w:r>
+    </w:p>
+    <w:p>
+      <w:pPr>
+        <w:spacing w:after="80" w:line="336" w:lineRule="auto"/>
+        <w:ind w:left="113"/>
+      </w:pPr>
+      <w:r>
+        <w:rPr>
+          <w:rFonts w:ascii="Microsoft YaHei" w:hAnsi="Microsoft YaHei" w:eastAsia="Microsoft YaHei"/>
+          <w:b w:val="0"/>
+          <w:i w:val="0"/>
+          <w:color w:val="1F3864"/>
+          <w:sz w:val="20"/>
+        </w:rPr>
+        <w:t>结果二。四组的行覆盖率都在 94% 以上，组间最大差距不到 4 个百分点。这说明在算法类的代码上，覆盖率对「谁写的」并不敏感。</w:t>
+      </w:r>
+    </w:p>
+    <w:p>
+      <w:pPr>
+        <w:spacing w:before="120" w:after="0"/>
+      </w:pPr>
+      <w:r>
+        <w:rPr>
+          <w:rFonts w:ascii="Microsoft YaHei" w:hAnsi="Microsoft YaHei" w:eastAsia="Microsoft YaHei"/>
+          <w:b/>
+          <w:i w:val="0"/>
+          <w:color w:val="C25E1F"/>
+          <w:sz w:val="19"/>
+        </w:rPr>
+        <w:t xml:space="preserve">P10 单案差异　</w:t>
+      </w:r>
+    </w:p>
+    <w:p>
+      <w:pPr>
+        <w:spacing w:after="80" w:line="336" w:lineRule="auto"/>
+        <w:ind w:left="113"/>
+      </w:pPr>
+      <w:r>
+        <w:rPr>
+          <w:rFonts w:ascii="Microsoft YaHei" w:hAnsi="Microsoft YaHei" w:eastAsia="Microsoft YaHei"/>
+          <w:b w:val="0"/>
+          <w:i w:val="0"/>
+          <w:color w:val="1F3864"/>
+          <w:sz w:val="20"/>
+        </w:rPr>
+        <w:t>但单案例的差异很大。比如 PrimeCheck，人工和数据集自带都只有 25.8%，两个模型是 64.5%。原因很简单：这个类有两个公开方法，人和上游作者都只测了第一个，模型把第二个也测了。所以真实的差距不在平均分，在「有没有想到要测这个」。</w:t>
+      </w:r>
+    </w:p>
+    <w:p>
+      <w:pPr>
+        <w:spacing w:before="120" w:after="0"/>
+      </w:pPr>
+      <w:r>
+        <w:rPr>
+          <w:rFonts w:ascii="Microsoft YaHei" w:hAnsi="Microsoft YaHei" w:eastAsia="Microsoft YaHei"/>
+          <w:b/>
+          <w:i w:val="0"/>
+          <w:color w:val="C25E1F"/>
+          <w:sz w:val="19"/>
+        </w:rPr>
+        <w:t xml:space="preserve">P11 结果三　</w:t>
+      </w:r>
+    </w:p>
+    <w:p>
+      <w:pPr>
+        <w:spacing w:after="80" w:line="336" w:lineRule="auto"/>
+        <w:ind w:left="113"/>
+      </w:pPr>
+      <w:r>
+        <w:rPr>
+          <w:rFonts w:ascii="Microsoft YaHei" w:hAnsi="Microsoft YaHei" w:eastAsia="Microsoft YaHei"/>
+          <w:b w:val="0"/>
+          <w:i w:val="0"/>
+          <w:color w:val="1F3864"/>
+          <w:sz w:val="20"/>
+        </w:rPr>
+        <w:t>结果三，冗余性——这是四组差距最大的一项。人工组 38.5%，数据集自带 57%，Kimi K3 70%，DeepSeek V4 接近 80%。最高和最低相差一倍以上。</w:t>
+      </w:r>
+    </w:p>
+    <w:p>
+      <w:pPr>
+        <w:spacing w:before="120" w:after="0"/>
+      </w:pPr>
+      <w:r>
+        <w:rPr>
+          <w:rFonts w:ascii="Microsoft YaHei" w:hAnsi="Microsoft YaHei" w:eastAsia="Microsoft YaHei"/>
+          <w:b/>
+          <w:i w:val="0"/>
+          <w:color w:val="C25E1F"/>
+          <w:sz w:val="19"/>
+        </w:rPr>
+        <w:t xml:space="preserve">P12 结论　</w:t>
+      </w:r>
+    </w:p>
+    <w:p>
+      <w:pPr>
+        <w:spacing w:after="80" w:line="336" w:lineRule="auto"/>
+        <w:ind w:left="113"/>
+      </w:pPr>
+      <w:r>
+        <w:rPr>
+          <w:rFonts w:ascii="Microsoft YaHei" w:hAnsi="Microsoft YaHei" w:eastAsia="Microsoft YaHei"/>
+          <w:b w:val="0"/>
+          <w:i w:val="0"/>
+          <w:color w:val="1F3864"/>
+          <w:sz w:val="20"/>
+        </w:rPr>
+        <w:t>三条结论。第一，覆盖率不区分质量——四组都在 94% 以上，模型甚至更高，但冗余率也最高。第二，大模型的产出是广撒网，写得多不等于测得细。第三，人工的价值在针对性，我们在盲测中发现了两个上游测试没覆盖到的缺陷。</w:t>
+      </w:r>
+    </w:p>
+    <w:p>
+      <w:pPr>
+        <w:spacing w:before="120" w:after="0"/>
+      </w:pPr>
+      <w:r>
+        <w:rPr>
+          <w:rFonts w:ascii="Microsoft YaHei" w:hAnsi="Microsoft YaHei" w:eastAsia="Microsoft YaHei"/>
+          <w:b/>
+          <w:i w:val="0"/>
+          <w:color w:val="C25E1F"/>
+          <w:sz w:val="19"/>
+        </w:rPr>
+        <w:t xml:space="preserve">P13 收尾　</w:t>
+      </w:r>
+    </w:p>
+    <w:p>
+      <w:pPr>
+        <w:spacing w:after="80" w:line="336" w:lineRule="auto"/>
+        <w:ind w:left="113"/>
+      </w:pPr>
+      <w:r>
+        <w:rPr>
+          <w:rFonts w:ascii="Microsoft YaHei" w:hAnsi="Microsoft YaHei" w:eastAsia="Microsoft YaHei"/>
+          <w:b w:val="0"/>
+          <w:i w:val="0"/>
+          <w:color w:val="1F3864"/>
+          <w:sz w:val="20"/>
+        </w:rPr>
+        <w:t>最后一句话总结我们组的判断：模型负责量，人负责质，工具负责把这件事量化出来。以上是我们的汇报，谢谢老师，请提问。</w:t>
+      </w:r>
+    </w:p>
+    <w:p>
+      <w:pPr>
+        <w:ind w:left="0"/>
+      </w:pPr>
+      <w:r>
+        <w:rPr>
+          <w:rFonts w:ascii="Microsoft YaHei" w:hAnsi="Microsoft YaHei" w:eastAsia="Microsoft YaHei"/>
+          <w:b w:val="0"/>
+          <w:i w:val="0"/>
+          <w:sz w:val="21"/>
+        </w:rPr>
+      </w:r>
+    </w:p>
+    <w:p>
+      <w:pPr>
+        <w:spacing w:before="40"/>
+        <w:ind w:left="227"/>
+      </w:pPr>
+      <w:r>
+        <w:rPr>
+          <w:rFonts w:ascii="Microsoft YaHei" w:hAnsi="Microsoft YaHei" w:eastAsia="Microsoft YaHei"/>
+          <w:b/>
+          <w:i w:val="0"/>
+          <w:color w:val="5A6673"/>
+          <w:sz w:val="19"/>
+        </w:rPr>
+        <w:t xml:space="preserve">用法　</w:t>
+      </w:r>
+      <w:r>
+        <w:rPr>
+          <w:rFonts w:ascii="Microsoft YaHei" w:hAnsi="Microsoft YaHei" w:eastAsia="Microsoft YaHei"/>
+          <w:b w:val="0"/>
+          <w:i w:val="0"/>
+          <w:color w:val="5A6673"/>
+          <w:sz w:val="19"/>
+        </w:rPr>
+        <w:t>上台前 10 分钟只看这一页。念的时候可以抬头，不必盯着稿子——这 13 段都写成了口语，念两遍就顺了。</w:t>
+      </w:r>
+    </w:p>
     <w:p/>
     <w:p>
       <w:pPr>
